--- a/blog/2026/simplemark/SimpleMark blog text.docx
+++ b/blog/2026/simplemark/SimpleMark blog text.docx
@@ -89,19 +89,6 @@
       </w:pPr>
       <w:r>
         <w:rPr>
-          <w:b w:val="false"/>
-          <w:bCs w:val="false"/>
-          <w:i w:val="false"/>
-          <w:iCs w:val="false"/>
-          <w:color w:val="666666"/>
-          <w:sz w:val="20"/>
-          <w:szCs w:val="20"/>
-          <w:rFonts w:ascii="Arial" w:cs="Arial" w:eastAsia="Arial" w:hAnsi="Arial"/>
-        </w:rPr>
-        <w:t xml:space="preserve">In collaboration with </w:t>
-      </w:r>
-      <w:r>
-        <w:rPr>
           <w:b/>
           <w:bCs/>
           <w:i w:val="false"/>
@@ -111,7 +98,7 @@
           <w:szCs w:val="20"/>
           <w:rFonts w:ascii="Arial" w:cs="Arial" w:eastAsia="Arial" w:hAnsi="Arial"/>
         </w:rPr>
-        <w:t xml:space="preserve">UIUC</w:t>
+        <w:t xml:space="preserve">MIT</w:t>
       </w:r>
       <w:r>
         <w:rPr>
@@ -124,7 +111,7 @@
           <w:szCs w:val="20"/>
           <w:rFonts w:ascii="Arial" w:cs="Arial" w:eastAsia="Arial" w:hAnsi="Arial"/>
         </w:rPr>
-        <w:t xml:space="preserve"> and </w:t>
+        <w:t xml:space="preserve">, </w:t>
       </w:r>
       <w:r>
         <w:rPr>
@@ -150,18 +137,12 @@
           <w:szCs w:val="20"/>
           <w:rFonts w:ascii="Arial" w:cs="Arial" w:eastAsia="Arial" w:hAnsi="Arial"/>
         </w:rPr>
-        <w:t xml:space="preserve">.</w:t>
-      </w:r>
-    </w:p>
-    <w:p>
-      <w:pPr>
-        <w:spacing w:after="60"/>
-        <w:jc w:val="center"/>
-      </w:pPr>
-      <w:r>
-        <w:rPr>
-          <w:b w:val="false"/>
-          <w:bCs w:val="false"/>
+        <w:t xml:space="preserve">, </w:t>
+      </w:r>
+      <w:r>
+        <w:rPr>
+          <w:b/>
+          <w:bCs/>
           <w:i w:val="false"/>
           <w:iCs w:val="false"/>
           <w:color w:val="666666"/>
@@ -169,7 +150,7 @@
           <w:szCs w:val="20"/>
           <w:rFonts w:ascii="Arial" w:cs="Arial" w:eastAsia="Arial" w:hAnsi="Arial"/>
         </w:rPr>
-        <w:t xml:space="preserve">Blog post by Ben Kim · October 6, 2026 · about 12 minutes</w:t>
+        <w:t xml:space="preserve">UIUC</w:t>
       </w:r>
     </w:p>
     <w:p>
@@ -7871,7 +7852,7 @@
         </w:rPr>
         <w:t xml:space="preserve">D. Seetharaman, M. Barnum. </w:t>
       </w:r>
-      <w:hyperlink w:history="1" r:id="rId9hjc1phgmztuhyn8br0vy">
+      <w:hyperlink w:history="1" r:id="rIdqywiihtfdvn1wp09sgsb1">
         <w:r>
           <w:rPr>
             <w:b w:val="false"/>
@@ -7925,7 +7906,7 @@
         </w:rPr>
         <w:t xml:space="preserve">I. Mehta. </w:t>
       </w:r>
-      <w:hyperlink w:history="1" r:id="rId6vpxlwvedxxl1r_92hkoa">
+      <w:hyperlink w:history="1" r:id="rId__9neuanvbaqiynn7xpvw">
         <w:r>
           <w:rPr>
             <w:b w:val="false"/>
@@ -7979,7 +7960,7 @@
         </w:rPr>
         <w:t xml:space="preserve">S. Dathathri, A. See, S. Ghaisas, et al. </w:t>
       </w:r>
-      <w:hyperlink w:history="1" r:id="rId2kiysyuxmtubqwgbw79w0">
+      <w:hyperlink w:history="1" r:id="rIdpa-qdjtmw7jxf6qehretu">
         <w:r>
           <w:rPr>
             <w:b w:val="false"/>
@@ -8033,7 +8014,7 @@
         </w:rPr>
         <w:t xml:space="preserve">Anthropic. </w:t>
       </w:r>
-      <w:hyperlink w:history="1" r:id="rId3ns6yjdkavgd7x5r_9ljg">
+      <w:hyperlink w:history="1" r:id="rIde1vg201yc-p5y4jemzjnh">
         <w:r>
           <w:rPr>
             <w:b w:val="false"/>
@@ -8087,7 +8068,7 @@
         </w:rPr>
         <w:t xml:space="preserve">K. Krishna, Y. Song, M. Karpinska, J. Wieting, M. Iyyer. </w:t>
       </w:r>
-      <w:hyperlink w:history="1" r:id="rIddt6rhsklw0qip5g0omwx7">
+      <w:hyperlink w:history="1" r:id="rIdubf3eoxssq3sc0xmevxgi">
         <w:r>
           <w:rPr>
             <w:b w:val="false"/>
@@ -8141,7 +8122,7 @@
         </w:rPr>
         <w:t xml:space="preserve">Y. Cheng, V. S. Sadasivan, M. Saberi, S. Saha, S. Feizi. </w:t>
       </w:r>
-      <w:hyperlink w:history="1" r:id="rIdqpkuxkiear89j4hk56qit">
+      <w:hyperlink w:history="1" r:id="rIdzyvqfmbhowtub9crxpgrz">
         <w:r>
           <w:rPr>
             <w:b w:val="false"/>
@@ -8195,7 +8176,7 @@
         </w:rPr>
         <w:t xml:space="preserve">J. Kirchenbauer, J. Geiping, Y. Wen, J. Katz, I. Miers, T. Goldstein. </w:t>
       </w:r>
-      <w:hyperlink w:history="1" r:id="rIdizrhtvsgycyzsqytggebm">
+      <w:hyperlink w:history="1" r:id="rIdbn8g86vlhfkcfc_uvr9tq">
         <w:r>
           <w:rPr>
             <w:b w:val="false"/>
@@ -8249,7 +8230,7 @@
         </w:rPr>
         <w:t xml:space="preserve">M. Christ, S. Gunn, O. Zamir. </w:t>
       </w:r>
-      <w:hyperlink w:history="1" r:id="rIdkltteboga_jd_8w0lg3gt">
+      <w:hyperlink w:history="1" r:id="rIdjg_ma9kugcwzxji1zddjn">
         <w:r>
           <w:rPr>
             <w:b w:val="false"/>
@@ -8303,7 +8284,7 @@
         </w:rPr>
         <w:t xml:space="preserve">R. Kuditipudi, J. Thickstun, T. Hashimoto, P. Liang. </w:t>
       </w:r>
-      <w:hyperlink w:history="1" r:id="rIdx6kqkf3gxfizfdp1zy7ve">
+      <w:hyperlink w:history="1" r:id="rIdhm3s4cnbnxxdhy4qkx3l4">
         <w:r>
           <w:rPr>
             <w:b w:val="false"/>
@@ -8357,7 +8338,7 @@
         </w:rPr>
         <w:t xml:space="preserve">A. Cohen, A. Hoover, G. Schoenbach. </w:t>
       </w:r>
-      <w:hyperlink w:history="1" r:id="rIdkumavjdrb5bdnzxtiygpd">
+      <w:hyperlink w:history="1" r:id="rIdfbvs2ymw0oixb5e4wh5hg">
         <w:r>
           <w:rPr>
             <w:b w:val="false"/>
@@ -8411,7 +8392,7 @@
         </w:rPr>
         <w:t xml:space="preserve">W. Qu, W. Zheng, T. Tao, D. Yin, Y. Jiang, Z. Tian, W. Zou, J. Jia, J. Zhang. </w:t>
       </w:r>
-      <w:hyperlink w:history="1" r:id="rIdjpkunq-cw19ig-b6hke7p">
+      <w:hyperlink w:history="1" r:id="rIdagqgjpguumk7ehhwmrpmw">
         <w:r>
           <w:rPr>
             <w:b w:val="false"/>
@@ -8465,7 +8446,7 @@
         </w:rPr>
         <w:t xml:space="preserve">H. Zhang, B. L. Edelman, D. Francati, D. Venturi, G. Ateniese, B. Barak. </w:t>
       </w:r>
-      <w:hyperlink w:history="1" r:id="rIdikvnf-o6etr6liwmsqqas">
+      <w:hyperlink w:history="1" r:id="rIdikgrdty_lgrfjth0yawrx">
         <w:r>
           <w:rPr>
             <w:b w:val="false"/>
@@ -8571,7 +8552,7 @@
         </w:rPr>
         <w:t xml:space="preserve">A. Gilani, S. Vithana, C. X. Long, O. Kosut, L. Sankar, F. P. Calmon. </w:t>
       </w:r>
-      <w:hyperlink w:history="1" r:id="rId5khzsjnjcrun3yhkkkti-">
+      <w:hyperlink w:history="1" r:id="rIddb5iae_4xv27noikfumgp">
         <w:r>
           <w:rPr>
             <w:b w:val="false"/>
@@ -8625,7 +8606,7 @@
         </w:rPr>
         <w:t xml:space="preserve">X. Feng, H. Zhang, Y. Zhang, L. Y. Zhang, S. Pan. </w:t>
       </w:r>
-      <w:hyperlink w:history="1" r:id="rIdcfck59hxtwpyotqdx8jv0">
+      <w:hyperlink w:history="1" r:id="rIdtdoj-xkhfjtobqgbmzhk8">
         <w:r>
           <w:rPr>
             <w:b w:val="false"/>
